--- a/Mreze/1 dijagram.docx
+++ b/Mreze/1 dijagram.docx
@@ -2,7 +2,15 @@
 <file path=word/document.xml><?xml version="1.0" encoding="utf-8"?>
 <w:document xmlns:wpc="http://schemas.microsoft.com/office/word/2010/wordprocessingCanvas" xmlns:cx="http://schemas.microsoft.com/office/drawing/2014/chartex" xmlns:cx1="http://schemas.microsoft.com/office/drawing/2015/9/8/chartex" xmlns:cx2="http://schemas.microsoft.com/office/drawing/2015/10/21/chartex" xmlns:cx3="http://schemas.microsoft.com/office/drawing/2016/5/9/chartex" xmlns:cx4="http://schemas.microsoft.com/office/drawing/2016/5/10/chartex" xmlns:cx5="http://schemas.microsoft.com/office/drawing/2016/5/11/chartex" xmlns:cx6="http://schemas.microsoft.com/office/drawing/2016/5/12/chartex" xmlns:cx7="http://schemas.microsoft.com/office/drawing/2016/5/13/chartex" xmlns:cx8="http://schemas.microsoft.com/office/drawing/2016/5/14/chartex" xmlns:mc="http://schemas.openxmlformats.org/markup-compatibility/2006" xmlns:aink="http://schemas.microsoft.com/office/drawing/2016/ink" xmlns:am3d="http://schemas.microsoft.com/office/drawing/2017/model3d" xmlns:o="urn:schemas-microsoft-com:office:office" xmlns:r="http://schemas.openxmlformats.org/officeDocument/2006/relationships" xmlns:m="http://schemas.openxmlformats.org/officeDocument/2006/math" xmlns:v="urn:schemas-microsoft-com:vml" xmlns:wp14="http://schemas.microsoft.com/office/word/2010/wordprocessingDrawing" xmlns:wp="http://schemas.openxmlformats.org/drawingml/2006/wordprocessingDrawing" xmlns:w10="urn:schemas-microsoft-com:office:word" xmlns:w="http://schemas.openxmlformats.org/wordprocessingml/2006/main" xmlns:w14="http://schemas.microsoft.com/office/word/2010/wordml" xmlns:w15="http://schemas.microsoft.com/office/word/2012/wordml" xmlns:w16cid="http://schemas.microsoft.com/office/word/2016/wordml/cid" xmlns:w16se="http://schemas.microsoft.com/office/word/2015/wordml/symex" xmlns:wpg="http://schemas.microsoft.com/office/word/2010/wordprocessingGroup" xmlns:wpi="http://schemas.microsoft.com/office/word/2010/wordprocessingInk" xmlns:wne="http://schemas.microsoft.com/office/word/2006/wordml" xmlns:wps="http://schemas.microsoft.com/office/word/2010/wordprocessingShape" mc:Ignorable="w14 w15 w16se w16cid wp14">
   <w:body>
-    <w:p/>
+    <w:p>
+      <w:pPr>
+        <w:rPr>
+          <w:b/>
+        </w:rPr>
+      </w:pPr>
+      <w:bookmarkStart w:id="0" w:name="_GoBack"/>
+      <w:bookmarkEnd w:id="0"/>
+    </w:p>
     <w:p>
       <w:r>
         <w:rPr>
@@ -1616,25 +1624,7 @@
                               <w:rPr>
                                 <w:color w:val="000000" w:themeColor="text1"/>
                               </w:rPr>
-                              <w:t xml:space="preserve"> </w:t>
-                            </w:r>
-                            <w:r>
-                              <w:rPr>
-                                <w:color w:val="000000" w:themeColor="text1"/>
-                              </w:rPr>
-                              <w:t>je</w:t>
-                            </w:r>
-                            <w:r>
-                              <w:rPr>
-                                <w:color w:val="000000" w:themeColor="text1"/>
-                              </w:rPr>
-                              <w:t xml:space="preserve"> 6,</w:t>
-                            </w:r>
-                            <w:r>
-                              <w:rPr>
-                                <w:color w:val="000000" w:themeColor="text1"/>
-                              </w:rPr>
-                              <w:t xml:space="preserve"> </w:t>
+                              <w:t xml:space="preserve"> je 6, </w:t>
                             </w:r>
                             <w:proofErr w:type="spellStart"/>
                             <w:r>
@@ -1742,25 +1732,7 @@
                         <w:rPr>
                           <w:color w:val="000000" w:themeColor="text1"/>
                         </w:rPr>
-                        <w:t xml:space="preserve"> </w:t>
-                      </w:r>
-                      <w:r>
-                        <w:rPr>
-                          <w:color w:val="000000" w:themeColor="text1"/>
-                        </w:rPr>
-                        <w:t>je</w:t>
-                      </w:r>
-                      <w:r>
-                        <w:rPr>
-                          <w:color w:val="000000" w:themeColor="text1"/>
-                        </w:rPr>
-                        <w:t xml:space="preserve"> 6,</w:t>
-                      </w:r>
-                      <w:r>
-                        <w:rPr>
-                          <w:color w:val="000000" w:themeColor="text1"/>
-                        </w:rPr>
-                        <w:t xml:space="preserve"> </w:t>
+                        <w:t xml:space="preserve"> je 6, </w:t>
                       </w:r>
                       <w:proofErr w:type="spellStart"/>
                       <w:r>
@@ -2449,8 +2421,6 @@
           <w:tab w:val="left" w:pos="1206"/>
         </w:tabs>
       </w:pPr>
-      <w:bookmarkStart w:id="0" w:name="_GoBack"/>
-      <w:bookmarkEnd w:id="0"/>
     </w:p>
     <w:sectPr>
       <w:pgSz w:w="12240" w:h="15840"/>
